--- a/Clases/Transacciones/Laboratorio transacciones.docx
+++ b/Clases/Transacciones/Laboratorio transacciones.docx
@@ -352,10 +352,10 @@
             <v:path o:extrusionok="f" gradientshapeok="t" o:connecttype="rect"/>
             <o:lock v:ext="edit" aspectratio="t"/>
           </v:shapetype>
-          <v:shape id="_x0000_i1061" type="#_x0000_t75" style="width:75.75pt;height:49.5pt" o:ole="">
+          <v:shape id="_x0000_i1025" type="#_x0000_t75" style="width:75.75pt;height:49.5pt" o:ole="">
             <v:imagedata r:id="rId7" o:title=""/>
           </v:shape>
-          <o:OLEObject Type="Embed" ProgID="Package" ShapeID="_x0000_i1061" DrawAspect="Icon" ObjectID="_1837670423" r:id="rId8"/>
+          <o:OLEObject Type="Embed" ProgID="Package" ShapeID="_x0000_i1025" DrawAspect="Icon" ObjectID="_1837698202" r:id="rId8"/>
         </w:object>
       </w:r>
     </w:p>
@@ -373,109 +373,85 @@
           <w:bCs/>
           <w:w w:val="105"/>
         </w:rPr>
-        <w:t>Simulación de error</w:t>
-      </w:r>
-      <w:r>
+        <w:t>Simulación de error (inventario insuficiente)</w:t>
+      </w:r>
+    </w:p>
+    <w:p>
+      <w:pPr>
         <w:rPr>
           <w:b/>
           <w:bCs/>
           <w:w w:val="105"/>
         </w:rPr>
-        <w:t xml:space="preserve"> (</w:t>
-      </w:r>
+      </w:pPr>
       <w:r>
         <w:rPr>
           <w:b/>
           <w:bCs/>
           <w:w w:val="105"/>
         </w:rPr>
-        <w:t>inventario insuficiente</w:t>
-      </w:r>
-      <w:r>
+        <w:object w:dxaOrig="1520" w:dyaOrig="985" w14:anchorId="32AD99B7">
+          <v:shape id="_x0000_i1026" type="#_x0000_t75" style="width:75.75pt;height:49.5pt" o:ole="">
+            <v:imagedata r:id="rId9" o:title=""/>
+          </v:shape>
+          <o:OLEObject Type="Embed" ProgID="Package" ShapeID="_x0000_i1026" DrawAspect="Icon" ObjectID="_1837698203" r:id="rId10"/>
+        </w:object>
+      </w:r>
+    </w:p>
+    <w:p>
+      <w:pPr>
         <w:rPr>
           <w:b/>
           <w:bCs/>
           <w:w w:val="105"/>
         </w:rPr>
-        <w:t>)</w:t>
-      </w:r>
-    </w:p>
-    <w:p>
-      <w:pPr>
+      </w:pPr>
+      <w:r>
         <w:rPr>
           <w:b/>
           <w:bCs/>
           <w:w w:val="105"/>
         </w:rPr>
-      </w:pPr>
+        <w:t>Uso de SAVEPOINT (</w:t>
+      </w:r>
+      <w:proofErr w:type="spellStart"/>
       <w:r>
         <w:rPr>
           <w:b/>
           <w:bCs/>
           <w:w w:val="105"/>
         </w:rPr>
-        <w:object w:dxaOrig="1520" w:dyaOrig="985" w14:anchorId="32AD99B7">
-          <v:shape id="_x0000_i1064" type="#_x0000_t75" style="width:75.75pt;height:49.5pt" o:ole="">
-            <v:imagedata r:id="rId9" o:title=""/>
-          </v:shape>
-          <o:OLEObject Type="Embed" ProgID="Package" ShapeID="_x0000_i1064" DrawAspect="Icon" ObjectID="_1837670424" r:id="rId10"/>
-        </w:object>
-      </w:r>
-    </w:p>
-    <w:p>
-      <w:pPr>
+        <w:t>rollback</w:t>
+      </w:r>
+      <w:proofErr w:type="spellEnd"/>
+      <w:r>
         <w:rPr>
           <w:b/>
           <w:bCs/>
           <w:w w:val="105"/>
         </w:rPr>
-      </w:pPr>
-      <w:r>
+        <w:t xml:space="preserve"> parcial con error visible)</w:t>
+      </w:r>
+    </w:p>
+    <w:p>
+      <w:pPr>
         <w:rPr>
           <w:b/>
           <w:bCs/>
           <w:w w:val="105"/>
         </w:rPr>
-        <w:t>Uso de SAVEPOINT (</w:t>
-      </w:r>
-      <w:proofErr w:type="spellStart"/>
+      </w:pPr>
       <w:r>
         <w:rPr>
           <w:b/>
           <w:bCs/>
           <w:w w:val="105"/>
         </w:rPr>
-        <w:t>rollback</w:t>
-      </w:r>
-      <w:proofErr w:type="spellEnd"/>
-      <w:r>
-        <w:rPr>
-          <w:b/>
-          <w:bCs/>
-          <w:w w:val="105"/>
-        </w:rPr>
-        <w:t xml:space="preserve"> parcial con error visible)</w:t>
-      </w:r>
-    </w:p>
-    <w:p>
-      <w:pPr>
-        <w:rPr>
-          <w:b/>
-          <w:bCs/>
-          <w:w w:val="105"/>
-        </w:rPr>
-      </w:pPr>
-      <w:r>
-        <w:rPr>
-          <w:b/>
-          <w:bCs/>
-          <w:w w:val="105"/>
-        </w:rPr>
         <w:object w:dxaOrig="1520" w:dyaOrig="985" w14:anchorId="18CD74A4">
-          <v:shape id="_x0000_i1065" type="#_x0000_t75" style="width:75.75pt;height:49.5pt" o:ole="">
+          <v:shape id="_x0000_i1027" type="#_x0000_t75" style="width:75.75pt;height:49.5pt" o:ole="">
             <v:imagedata r:id="rId11" o:title=""/>
           </v:shape>
-          <o:OLEObject Type="Embed" ProgID="Package" ShapeID="_x0000_i1065" DrawAspect="Icon" ObjectID="_1837670425" r:id="rId12"/>
+          <o:OLEObject Type="Embed" ProgID="Package" ShapeID="_x0000_i1027" DrawAspect="Icon" ObjectID="_1837698204" r:id="rId12"/>
         </w:object>
       </w:r>
     </w:p>
@@ -4040,6 +4016,7 @@
   <w:style w:type="character" w:default="1" w:styleId="Fuentedeprrafopredeter">
     <w:name w:val="Default Paragraph Font"/>
     <w:uiPriority w:val="1"/>
+    <w:semiHidden/>
     <w:unhideWhenUsed/>
   </w:style>
   <w:style w:type="table" w:default="1" w:styleId="Tablanormal">
